--- a/docs/requisitos/SRS-v1.0.1.docx
+++ b/docs/requisitos/SRS-v1.0.1.docx
@@ -39891,35 +39891,44 @@
         <w:pStyle w:val="BodyText"/>
       </w:pPr>
       <w:r>
-        <w:t xml:space="preserve">La misma credencial aparece hoy, verificado el 2026-09-11, en</w:t>
-      </w:r>
-      <w:r>
-        <w:t xml:space="preserve"> </w:t>
-      </w:r>
-      <w:r>
-        <w:rPr>
-          <w:bCs/>
-          <w:b/>
-        </w:rPr>
-        <w:t xml:space="preserve">cuatro</w:t>
-      </w:r>
-      <w:r>
-        <w:t xml:space="preserve"> </w:t>
-      </w:r>
-      <w:r>
-        <w:t xml:space="preserve">lugares del</w:t>
-      </w:r>
-      <w:r>
-        <w:t xml:space="preserve"> </w:t>
-      </w:r>
-      <w:r>
-        <w:t xml:space="preserve">repositorio público: el código que siembra los datos de demostración, la colección de peticiones</w:t>
-      </w:r>
-      <w:r>
-        <w:t xml:space="preserve"> </w:t>
-      </w:r>
-      <w:r>
-        <w:t xml:space="preserve">de</w:t>
+        <w:rPr>
+          <w:bCs/>
+          <w:b/>
+        </w:rPr>
+        <w:t xml:space="preserve">Inventario completo, verificado el 2026-09-11.</w:t>
+      </w:r>
+      <w:r>
+        <w:t xml:space="preserve"> </w:t>
+      </w:r>
+      <w:r>
+        <w:t xml:space="preserve">La credencial sembrada aparecía en seis</w:t>
+      </w:r>
+      <w:r>
+        <w:t xml:space="preserve"> </w:t>
+      </w:r>
+      <w:r>
+        <w:t xml:space="preserve">artefactos versionados del repositorio público, no solo en el</w:t>
+      </w:r>
+      <w:r>
+        <w:t xml:space="preserve"> </w:t>
+      </w:r>
+      <w:r>
+        <w:rPr>
+          <w:rStyle w:val="VerbatimChar"/>
+        </w:rPr>
+        <w:t xml:space="preserve">README.md</w:t>
+      </w:r>
+      <w:r>
+        <w:t xml:space="preserve"> </w:t>
+      </w:r>
+      <w:r>
+        <w:t xml:space="preserve">que OBS-11 dio por</w:t>
+      </w:r>
+      <w:r>
+        <w:t xml:space="preserve"> </w:t>
+      </w:r>
+      <w:r>
+        <w:t xml:space="preserve">corregido: el código que siembra los datos de demostración, la colección de peticiones de</w:t>
       </w:r>
       <w:r>
         <w:t xml:space="preserve"> </w:t>
@@ -39943,43 +39952,177 @@
         <w:t xml:space="preserve">docs/requisitos/historias/HU-01.md</w:t>
       </w:r>
       <w:r>
-        <w:t xml:space="preserve"> </w:t>
-      </w:r>
-      <w:r>
-        <w:t xml:space="preserve">y la</w:t>
-      </w:r>
-      <w:r>
-        <w:t xml:space="preserve"> </w:t>
-      </w:r>
-      <w:r>
-        <w:t xml:space="preserve">propia documentación de despliegue. OBS-11 dio por retirada la del</w:t>
-      </w:r>
-      <w:r>
-        <w:t xml:space="preserve"> </w:t>
-      </w:r>
-      <w:r>
-        <w:rPr>
-          <w:rStyle w:val="VerbatimChar"/>
-        </w:rPr>
-        <w:t xml:space="preserve">README.md</w:t>
-      </w:r>
-      <w:r>
-        <w:t xml:space="preserve"> </w:t>
-      </w:r>
-      <w:r>
-        <w:t xml:space="preserve">y dejó las</w:t>
-      </w:r>
-      <w:r>
-        <w:t xml:space="preserve"> </w:t>
-      </w:r>
-      <w:r>
-        <w:t xml:space="preserve">otras tres declaradas como pendientes; este requisito es el que fija cuándo puede considerarse</w:t>
-      </w:r>
-      <w:r>
-        <w:t xml:space="preserve"> </w:t>
-      </w:r>
-      <w:r>
-        <w:t xml:space="preserve">cerrada. Es el hallazgo de seguridad más serio del punto de corte y encabeza el plan de cierre</w:t>
+        <w:t xml:space="preserve">, el</w:t>
+      </w:r>
+      <w:r>
+        <w:t xml:space="preserve"> </w:t>
+      </w:r>
+      <w:r>
+        <w:t xml:space="preserve">procedimiento de medición de</w:t>
+      </w:r>
+      <w:r>
+        <w:t xml:space="preserve"> </w:t>
+      </w:r>
+      <w:r>
+        <w:rPr>
+          <w:rStyle w:val="VerbatimChar"/>
+        </w:rPr>
+        <w:t xml:space="preserve">k6/README.md</w:t>
+      </w:r>
+      <w:r>
+        <w:t xml:space="preserve">, la evidencia reproducible de</w:t>
+      </w:r>
+      <w:r>
+        <w:t xml:space="preserve"> </w:t>
+      </w:r>
+      <w:r>
+        <w:rPr>
+          <w:rStyle w:val="VerbatimChar"/>
+        </w:rPr>
+        <w:t xml:space="preserve">docs/mediciones/sec/owasp/OWASP-AUDIT.md</w:t>
+      </w:r>
+      <w:r>
+        <w:t xml:space="preserve"> </w:t>
+      </w:r>
+      <w:r>
+        <w:t xml:space="preserve">y el propio registro de OBS-11.</w:t>
+      </w:r>
+      <w:r>
+        <w:t xml:space="preserve"> </w:t>
+      </w:r>
+      <w:r>
+        <w:rPr>
+          <w:bCs/>
+          <w:b/>
+        </w:rPr>
+        <w:t xml:space="preserve">Los cinco</w:t>
+      </w:r>
+      <w:r>
+        <w:rPr>
+          <w:bCs/>
+          <w:b/>
+        </w:rPr>
+        <w:t xml:space="preserve"> </w:t>
+      </w:r>
+      <w:r>
+        <w:rPr>
+          <w:bCs/>
+          <w:b/>
+        </w:rPr>
+        <w:t xml:space="preserve">artefactos de documentación quedan corregidos en esta versión</w:t>
+      </w:r>
+      <w:r>
+        <w:t xml:space="preserve">: toman la credencial de una</w:t>
+      </w:r>
+      <w:r>
+        <w:t xml:space="preserve"> </w:t>
+      </w:r>
+      <w:r>
+        <w:t xml:space="preserve">variable de entorno o de una variable de colección, y ninguno la reproduce.</w:t>
+      </w:r>
+    </w:p>
+    <w:p>
+      <w:pPr>
+        <w:pStyle w:val="BodyText"/>
+      </w:pPr>
+      <w:r>
+        <w:rPr>
+          <w:bCs/>
+          <w:b/>
+        </w:rPr>
+        <w:t xml:space="preserve">Lo que sigue abierto, y por qué.</w:t>
+      </w:r>
+      <w:r>
+        <w:t xml:space="preserve"> </w:t>
+      </w:r>
+      <w:r>
+        <w:t xml:space="preserve">Primero, la siembra en código: retirarla de ahí cambia</w:t>
+      </w:r>
+      <w:r>
+        <w:t xml:space="preserve"> </w:t>
+      </w:r>
+      <w:r>
+        <w:t xml:space="preserve">el comportamiento del arranque de la aplicación y merece un cambio propio, revisado por separado,</w:t>
+      </w:r>
+      <w:r>
+        <w:t xml:space="preserve"> </w:t>
+      </w:r>
+      <w:r>
+        <w:t xml:space="preserve">no un retoque de documentación. Segundo, la migración</w:t>
+      </w:r>
+      <w:r>
+        <w:t xml:space="preserve"> </w:t>
+      </w:r>
+      <w:r>
+        <w:rPr>
+          <w:rStyle w:val="VerbatimChar"/>
+        </w:rPr>
+        <w:t xml:space="preserve">V11__roles_y_privilegios.sql</w:t>
+      </w:r>
+      <w:r>
+        <w:t xml:space="preserve"> </w:t>
+      </w:r>
+      <w:r>
+        <w:t xml:space="preserve">crea dos roles de base de datos con contraseña literal; están declaradas como credenciales de</w:t>
+      </w:r>
+      <w:r>
+        <w:t xml:space="preserve"> </w:t>
+      </w:r>
+      <w:r>
+        <w:t xml:space="preserve">desarrollo, pero una migración ya aplicada no se puede editar sin romper la suma de verificación</w:t>
+      </w:r>
+      <w:r>
+        <w:t xml:space="preserve"> </w:t>
+      </w:r>
+      <w:r>
+        <w:t xml:space="preserve">de Flyway, así que cerrarlas exige una migración nueva que las rote, no una corrección en su</w:t>
+      </w:r>
+      <w:r>
+        <w:t xml:space="preserve"> </w:t>
+      </w:r>
+      <w:r>
+        <w:t xml:space="preserve">sitio. Tercero, y esto no lo arregla ningún cambio futuro:</w:t>
+      </w:r>
+      <w:r>
+        <w:t xml:space="preserve"> </w:t>
+      </w:r>
+      <w:r>
+        <w:rPr>
+          <w:bCs/>
+          <w:b/>
+        </w:rPr>
+        <w:t xml:space="preserve">el historial de Git conserva</w:t>
+      </w:r>
+      <w:r>
+        <w:rPr>
+          <w:bCs/>
+          <w:b/>
+        </w:rPr>
+        <w:t xml:space="preserve"> </w:t>
+      </w:r>
+      <w:r>
+        <w:rPr>
+          <w:bCs/>
+          <w:b/>
+        </w:rPr>
+        <w:t xml:space="preserve">todo lo retirado hoy</w:t>
+      </w:r>
+      <w:r>
+        <w:t xml:space="preserve">, de modo que estas credenciales deben considerarse comprometidas y rotarse</w:t>
+      </w:r>
+      <w:r>
+        <w:t xml:space="preserve"> </w:t>
+      </w:r>
+      <w:r>
+        <w:t xml:space="preserve">en cualquier despliegue real.</w:t>
+      </w:r>
+    </w:p>
+    <w:p>
+      <w:pPr>
+        <w:pStyle w:val="BodyText"/>
+      </w:pPr>
+      <w:r>
+        <w:t xml:space="preserve">Es el hallazgo de seguridad más serio del punto de corte y encabeza el plan de cierre</w:t>
       </w:r>
       <w:r>
         <w:t xml:space="preserve"> </w:t>
